--- a/documents/Cookit.docx
+++ b/documents/Cookit.docx
@@ -268,7 +268,17 @@
                 <w:szCs w:val="28"/>
                 <w:lang w:val="en-US"/>
               </w:rPr>
-              <w:t>Administrator with extended system management permissions. Has all permissions of a regular User. Additionally: can edit and delete any recipe regardless of the author. Can delete or moderate any comment. Can manage reported content (view reports, review them, take action). Can block or delete user accounts in case of rule violations. Can manage categories and system-level data (create, edit, delete categories). Can monitor user activity when necessary for moderation purposes. Can resolve conflicts related to shared lists or inappropriate behavior. Responsible for maintaining system integrity, enforcing platform rules, and ensuring appropriate content moderation.</w:t>
+              <w:t xml:space="preserve">Administrator with extended system management permissions. Has all permissions of a regular User. Additionally: can edit and delete any recipe regardless of the author. Can </w:t>
+            </w:r>
+            <w:r>
+              <w:rPr>
+                <w:rFonts w:ascii="Times New Roman" w:eastAsia="Times New Roman" w:hAnsi="Times New Roman" w:cs="Times New Roman"/>
+                <w:sz w:val="28"/>
+                <w:szCs w:val="28"/>
+                <w:lang w:val="en-US"/>
+              </w:rPr>
+              <w:lastRenderedPageBreak/>
+              <w:t>delete or moderate any comment. Can manage reported content (view reports, review them, take action). Can block or delete user accounts in case of rule violations. Can manage categories and system-level data (create, edit, delete categories). Can monitor user activity when necessary for moderation purposes. Can resolve conflicts related to shared lists or inappropriate behavior. Responsible for maintaining system integrity, enforcing platform rules, and ensuring appropriate content moderation.</w:t>
             </w:r>
           </w:p>
         </w:tc>
@@ -330,10 +340,10 @@
         <w:tblLook w:val="0620" w:firstRow="1" w:lastRow="0" w:firstColumn="0" w:lastColumn="0" w:noHBand="1" w:noVBand="1"/>
       </w:tblPr>
       <w:tblGrid>
-        <w:gridCol w:w="642"/>
-        <w:gridCol w:w="1590"/>
-        <w:gridCol w:w="2563"/>
-        <w:gridCol w:w="4834"/>
+        <w:gridCol w:w="645"/>
+        <w:gridCol w:w="1605"/>
+        <w:gridCol w:w="2595"/>
+        <w:gridCol w:w="4912"/>
       </w:tblGrid>
       <w:tr>
         <w:trPr>
@@ -1119,7 +1129,7 @@
         <w:gridCol w:w="645"/>
         <w:gridCol w:w="1635"/>
         <w:gridCol w:w="2595"/>
-        <w:gridCol w:w="4754"/>
+        <w:gridCol w:w="4755"/>
       </w:tblGrid>
       <w:tr>
         <w:trPr>
@@ -1728,6 +1738,7 @@
                 <w:szCs w:val="28"/>
                 <w:lang w:val="en-US"/>
               </w:rPr>
+              <w:lastRenderedPageBreak/>
               <w:t>6</w:t>
             </w:r>
           </w:p>
@@ -2497,7 +2508,7 @@
         <w:gridCol w:w="765"/>
         <w:gridCol w:w="1530"/>
         <w:gridCol w:w="2430"/>
-        <w:gridCol w:w="4904"/>
+        <w:gridCol w:w="4905"/>
       </w:tblGrid>
       <w:tr>
         <w:trPr>
@@ -2936,21 +2947,15 @@
           <w:p>
             <w:pPr>
               <w:jc w:val="center"/>
-              <w:rPr>
-                <w:rFonts w:ascii="Times New Roman" w:eastAsia="Times New Roman" w:hAnsi="Times New Roman" w:cs="Times New Roman"/>
-                <w:sz w:val="28"/>
-                <w:szCs w:val="28"/>
-                <w:lang w:val="en-US"/>
-              </w:rPr>
-            </w:pPr>
-            <w:r>
-              <w:rPr>
-                <w:rFonts w:ascii="Times New Roman" w:eastAsia="Times New Roman" w:hAnsi="Times New Roman" w:cs="Times New Roman"/>
-                <w:sz w:val="28"/>
-                <w:szCs w:val="28"/>
-                <w:lang w:val="en-US"/>
-              </w:rPr>
-              <w:t>Social Interaction</w:t>
+            </w:pPr>
+            <w:r>
+              <w:rPr>
+                <w:rFonts w:ascii="Times New Roman" w:eastAsia="Times New Roman" w:hAnsi="Times New Roman" w:cs="Times New Roman"/>
+                <w:sz w:val="28"/>
+                <w:szCs w:val="28"/>
+                <w:lang w:val="en-US"/>
+              </w:rPr>
+              <w:t>Manage Follows/Blacklist</w:t>
             </w:r>
           </w:p>
         </w:tc>
@@ -3140,7 +3145,7 @@
         <w:gridCol w:w="630"/>
         <w:gridCol w:w="1545"/>
         <w:gridCol w:w="2490"/>
-        <w:gridCol w:w="4964"/>
+        <w:gridCol w:w="4965"/>
       </w:tblGrid>
       <w:tr>
         <w:trPr>
@@ -3604,6 +3609,7 @@
           <w:sz w:val="32"/>
           <w:szCs w:val="32"/>
         </w:rPr>
+        <w:lastRenderedPageBreak/>
         <w:t>Use case diagrams</w:t>
       </w:r>
     </w:p>
@@ -3656,7 +3662,7 @@
                     <pic:cNvPicPr/>
                   </pic:nvPicPr>
                   <pic:blipFill>
-                    <a:blip r:embed="rId5">
+                    <a:blip r:embed="rId6">
                       <a:extLst>
                         <a:ext uri="{28A0092B-C50C-407E-A947-70E740481C1C}">
                           <a14:useLocalDpi xmlns:a14="http://schemas.microsoft.com/office/drawing/2010/main"/>
@@ -3732,7 +3738,7 @@
                     <pic:cNvPicPr/>
                   </pic:nvPicPr>
                   <pic:blipFill>
-                    <a:blip r:embed="rId6">
+                    <a:blip r:embed="rId7">
                       <a:extLst>
                         <a:ext uri="{28A0092B-C50C-407E-A947-70E740481C1C}">
                           <a14:useLocalDpi xmlns:a14="http://schemas.microsoft.com/office/drawing/2010/main"/>
@@ -3779,10 +3785,16 @@
           <w:sz w:val="28"/>
           <w:szCs w:val="28"/>
         </w:rPr>
+        <w:lastRenderedPageBreak/>
         <w:t>Admin role use case diagram:</w:t>
       </w:r>
     </w:p>
     <w:p>
+      <w:pPr>
+        <w:rPr>
+          <w:lang w:val="en-US"/>
+        </w:rPr>
+      </w:pPr>
       <w:r>
         <w:rPr>
           <w:noProof/>
@@ -3809,7 +3821,7 @@
                     <pic:cNvPicPr/>
                   </pic:nvPicPr>
                   <pic:blipFill>
-                    <a:blip r:embed="rId7">
+                    <a:blip r:embed="rId8">
                       <a:extLst>
                         <a:ext uri="{28A0092B-C50C-407E-A947-70E740481C1C}">
                           <a14:useLocalDpi xmlns:a14="http://schemas.microsoft.com/office/drawing/2010/main"/>
@@ -3836,10 +3848,1049 @@
         </w:drawing>
       </w:r>
     </w:p>
-    <w:p/>
+    <w:p>
+      <w:pPr>
+        <w:rPr>
+          <w:lang w:val="en-US"/>
+        </w:rPr>
+      </w:pPr>
+    </w:p>
+    <w:p>
+      <w:pPr>
+        <w:rPr>
+          <w:lang w:val="en-US"/>
+        </w:rPr>
+      </w:pPr>
+    </w:p>
+    <w:p>
+      <w:pPr>
+        <w:jc w:val="center"/>
+        <w:rPr>
+          <w:rFonts w:ascii="Times New Roman" w:eastAsia="Times New Roman" w:hAnsi="Times New Roman" w:cs="Times New Roman"/>
+          <w:b/>
+          <w:bCs/>
+          <w:sz w:val="32"/>
+          <w:szCs w:val="32"/>
+          <w:lang w:val="en-US"/>
+        </w:rPr>
+      </w:pPr>
+      <w:r>
+        <w:rPr>
+          <w:rFonts w:ascii="Times New Roman" w:eastAsia="Times New Roman" w:hAnsi="Times New Roman" w:cs="Times New Roman"/>
+          <w:b/>
+          <w:bCs/>
+          <w:sz w:val="32"/>
+          <w:szCs w:val="32"/>
+          <w:lang w:val="en-US"/>
+        </w:rPr>
+        <w:t>Sequence</w:t>
+      </w:r>
+      <w:r>
+        <w:rPr>
+          <w:rFonts w:ascii="Times New Roman" w:eastAsia="Times New Roman" w:hAnsi="Times New Roman" w:cs="Times New Roman"/>
+          <w:b/>
+          <w:bCs/>
+          <w:sz w:val="32"/>
+          <w:szCs w:val="32"/>
+        </w:rPr>
+        <w:t xml:space="preserve"> diagram</w:t>
+      </w:r>
+    </w:p>
+    <w:p>
+      <w:pPr>
+        <w:jc w:val="center"/>
+        <w:rPr>
+          <w:rFonts w:ascii="Times New Roman" w:eastAsia="Times New Roman" w:hAnsi="Times New Roman" w:cs="Times New Roman"/>
+          <w:b/>
+          <w:bCs/>
+          <w:sz w:val="32"/>
+          <w:szCs w:val="32"/>
+          <w:lang w:val="en-US"/>
+        </w:rPr>
+      </w:pPr>
+      <w:r>
+        <w:rPr>
+          <w:rFonts w:ascii="Times New Roman" w:eastAsia="Times New Roman" w:hAnsi="Times New Roman" w:cs="Times New Roman"/>
+          <w:b/>
+          <w:bCs/>
+          <w:noProof/>
+          <w:sz w:val="32"/>
+          <w:szCs w:val="32"/>
+          <w:lang w:val="en-US"/>
+        </w:rPr>
+        <w:drawing>
+          <wp:inline distT="0" distB="0" distL="0" distR="0" wp14:anchorId="67C218FE" wp14:editId="4C6545EE">
+            <wp:extent cx="6609715" cy="5127861"/>
+            <wp:effectExtent l="0" t="0" r="635" b="0"/>
+            <wp:docPr id="1015011651" name="Picture 1"/>
+            <wp:cNvGraphicFramePr>
+              <a:graphicFrameLocks xmlns:a="http://schemas.openxmlformats.org/drawingml/2006/main" noChangeAspect="1"/>
+            </wp:cNvGraphicFramePr>
+            <a:graphic xmlns:a="http://schemas.openxmlformats.org/drawingml/2006/main">
+              <a:graphicData uri="http://schemas.openxmlformats.org/drawingml/2006/picture">
+                <pic:pic xmlns:pic="http://schemas.openxmlformats.org/drawingml/2006/picture">
+                  <pic:nvPicPr>
+                    <pic:cNvPr id="0" name="Picture 1"/>
+                    <pic:cNvPicPr>
+                      <a:picLocks noChangeAspect="1" noChangeArrowheads="1"/>
+                    </pic:cNvPicPr>
+                  </pic:nvPicPr>
+                  <pic:blipFill>
+                    <a:blip r:embed="rId9" cstate="print">
+                      <a:extLst>
+                        <a:ext uri="{28A0092B-C50C-407E-A947-70E740481C1C}">
+                          <a14:useLocalDpi xmlns:a14="http://schemas.microsoft.com/office/drawing/2010/main" val="0"/>
+                        </a:ext>
+                      </a:extLst>
+                    </a:blip>
+                    <a:srcRect/>
+                    <a:stretch>
+                      <a:fillRect/>
+                    </a:stretch>
+                  </pic:blipFill>
+                  <pic:spPr bwMode="auto">
+                    <a:xfrm>
+                      <a:off x="0" y="0"/>
+                      <a:ext cx="6627145" cy="5141384"/>
+                    </a:xfrm>
+                    <a:prstGeom prst="rect">
+                      <a:avLst/>
+                    </a:prstGeom>
+                    <a:noFill/>
+                    <a:ln>
+                      <a:noFill/>
+                    </a:ln>
+                  </pic:spPr>
+                </pic:pic>
+              </a:graphicData>
+            </a:graphic>
+          </wp:inline>
+        </w:drawing>
+      </w:r>
+    </w:p>
+    <w:p>
+      <w:pPr>
+        <w:jc w:val="center"/>
+        <w:rPr>
+          <w:rFonts w:ascii="Times New Roman" w:eastAsia="Times New Roman" w:hAnsi="Times New Roman" w:cs="Times New Roman"/>
+          <w:b/>
+          <w:bCs/>
+          <w:sz w:val="32"/>
+          <w:szCs w:val="32"/>
+          <w:lang w:val="en-US"/>
+        </w:rPr>
+      </w:pPr>
+      <w:r>
+        <w:rPr>
+          <w:rFonts w:ascii="Times New Roman" w:eastAsia="Times New Roman" w:hAnsi="Times New Roman" w:cs="Times New Roman"/>
+          <w:b/>
+          <w:bCs/>
+          <w:sz w:val="32"/>
+          <w:szCs w:val="32"/>
+          <w:lang w:val="en-US"/>
+        </w:rPr>
+        <w:lastRenderedPageBreak/>
+        <w:t>ER-</w:t>
+      </w:r>
+      <w:r>
+        <w:rPr>
+          <w:rFonts w:ascii="Times New Roman" w:eastAsia="Times New Roman" w:hAnsi="Times New Roman" w:cs="Times New Roman"/>
+          <w:b/>
+          <w:bCs/>
+          <w:sz w:val="32"/>
+          <w:szCs w:val="32"/>
+        </w:rPr>
+        <w:t>diagram</w:t>
+      </w:r>
+    </w:p>
+    <w:p>
+      <w:pPr>
+        <w:jc w:val="center"/>
+        <w:rPr>
+          <w:rFonts w:ascii="Times New Roman" w:eastAsia="Times New Roman" w:hAnsi="Times New Roman" w:cs="Times New Roman"/>
+          <w:b/>
+          <w:bCs/>
+          <w:sz w:val="32"/>
+          <w:szCs w:val="32"/>
+          <w:lang w:val="en-US"/>
+        </w:rPr>
+      </w:pPr>
+      <w:r>
+        <w:rPr>
+          <w:rFonts w:ascii="Times New Roman" w:eastAsia="Times New Roman" w:hAnsi="Times New Roman" w:cs="Times New Roman"/>
+          <w:b/>
+          <w:bCs/>
+          <w:noProof/>
+          <w:sz w:val="32"/>
+          <w:szCs w:val="32"/>
+          <w:lang w:val="en-US"/>
+        </w:rPr>
+        <w:drawing>
+          <wp:inline distT="0" distB="0" distL="0" distR="0" wp14:anchorId="360D6D9D" wp14:editId="5DD81975">
+            <wp:extent cx="6479540" cy="2665095"/>
+            <wp:effectExtent l="0" t="0" r="0" b="1905"/>
+            <wp:docPr id="2112725045" name="Picture 2"/>
+            <wp:cNvGraphicFramePr>
+              <a:graphicFrameLocks xmlns:a="http://schemas.openxmlformats.org/drawingml/2006/main" noChangeAspect="1"/>
+            </wp:cNvGraphicFramePr>
+            <a:graphic xmlns:a="http://schemas.openxmlformats.org/drawingml/2006/main">
+              <a:graphicData uri="http://schemas.openxmlformats.org/drawingml/2006/picture">
+                <pic:pic xmlns:pic="http://schemas.openxmlformats.org/drawingml/2006/picture">
+                  <pic:nvPicPr>
+                    <pic:cNvPr id="0" name="Picture 2"/>
+                    <pic:cNvPicPr>
+                      <a:picLocks noChangeAspect="1" noChangeArrowheads="1"/>
+                    </pic:cNvPicPr>
+                  </pic:nvPicPr>
+                  <pic:blipFill>
+                    <a:blip r:embed="rId10" cstate="print">
+                      <a:extLst>
+                        <a:ext uri="{28A0092B-C50C-407E-A947-70E740481C1C}">
+                          <a14:useLocalDpi xmlns:a14="http://schemas.microsoft.com/office/drawing/2010/main" val="0"/>
+                        </a:ext>
+                      </a:extLst>
+                    </a:blip>
+                    <a:srcRect/>
+                    <a:stretch>
+                      <a:fillRect/>
+                    </a:stretch>
+                  </pic:blipFill>
+                  <pic:spPr bwMode="auto">
+                    <a:xfrm>
+                      <a:off x="0" y="0"/>
+                      <a:ext cx="6479540" cy="2665095"/>
+                    </a:xfrm>
+                    <a:prstGeom prst="rect">
+                      <a:avLst/>
+                    </a:prstGeom>
+                    <a:noFill/>
+                    <a:ln>
+                      <a:noFill/>
+                    </a:ln>
+                  </pic:spPr>
+                </pic:pic>
+              </a:graphicData>
+            </a:graphic>
+          </wp:inline>
+        </w:drawing>
+      </w:r>
+    </w:p>
+    <w:p>
+      <w:pPr>
+        <w:jc w:val="center"/>
+        <w:rPr>
+          <w:rFonts w:ascii="Times New Roman" w:eastAsia="Times New Roman" w:hAnsi="Times New Roman" w:cs="Times New Roman"/>
+          <w:b/>
+          <w:bCs/>
+          <w:sz w:val="32"/>
+          <w:szCs w:val="32"/>
+          <w:lang w:val="en-US"/>
+        </w:rPr>
+      </w:pPr>
+    </w:p>
+    <w:p>
+      <w:pPr>
+        <w:jc w:val="center"/>
+        <w:rPr>
+          <w:rFonts w:ascii="Times New Roman" w:eastAsia="Times New Roman" w:hAnsi="Times New Roman" w:cs="Times New Roman"/>
+          <w:b/>
+          <w:bCs/>
+          <w:sz w:val="32"/>
+          <w:szCs w:val="32"/>
+          <w:lang w:val="en-US"/>
+        </w:rPr>
+      </w:pPr>
+      <w:r>
+        <w:rPr>
+          <w:rFonts w:ascii="Times New Roman" w:eastAsia="Times New Roman" w:hAnsi="Times New Roman" w:cs="Times New Roman"/>
+          <w:b/>
+          <w:bCs/>
+          <w:sz w:val="32"/>
+          <w:szCs w:val="32"/>
+          <w:lang w:val="en-US"/>
+        </w:rPr>
+        <w:t>Mockups</w:t>
+      </w:r>
+    </w:p>
+    <w:p>
+      <w:pPr>
+        <w:rPr>
+          <w:rFonts w:ascii="Times New Roman" w:eastAsia="Times New Roman" w:hAnsi="Times New Roman" w:cs="Times New Roman"/>
+          <w:b/>
+          <w:bCs/>
+          <w:sz w:val="32"/>
+          <w:szCs w:val="32"/>
+          <w:lang w:val="en-US"/>
+        </w:rPr>
+      </w:pPr>
+      <w:r>
+        <w:rPr>
+          <w:rFonts w:ascii="Times New Roman" w:eastAsia="Times New Roman" w:hAnsi="Times New Roman" w:cs="Times New Roman"/>
+          <w:b/>
+          <w:bCs/>
+          <w:sz w:val="32"/>
+          <w:szCs w:val="32"/>
+          <w:lang w:val="en-US"/>
+        </w:rPr>
+        <w:t>Login page</w:t>
+      </w:r>
+    </w:p>
+    <w:p>
+      <w:pPr>
+        <w:rPr>
+          <w:rFonts w:ascii="Times New Roman" w:eastAsia="Times New Roman" w:hAnsi="Times New Roman" w:cs="Times New Roman"/>
+          <w:b/>
+          <w:bCs/>
+          <w:sz w:val="32"/>
+          <w:szCs w:val="32"/>
+          <w:lang w:val="en-US"/>
+        </w:rPr>
+      </w:pPr>
+      <w:r>
+        <w:rPr>
+          <w:rFonts w:ascii="Times New Roman" w:eastAsia="Times New Roman" w:hAnsi="Times New Roman" w:cs="Times New Roman"/>
+          <w:b/>
+          <w:bCs/>
+          <w:sz w:val="32"/>
+          <w:szCs w:val="32"/>
+          <w:lang w:val="en-US"/>
+        </w:rPr>
+        <w:drawing>
+          <wp:inline distT="0" distB="0" distL="0" distR="0" wp14:anchorId="615555C9" wp14:editId="7E2DF52B">
+            <wp:extent cx="6479540" cy="4067175"/>
+            <wp:effectExtent l="0" t="0" r="0" b="9525"/>
+            <wp:docPr id="1785365763" name="Picture 1"/>
+            <wp:cNvGraphicFramePr>
+              <a:graphicFrameLocks xmlns:a="http://schemas.openxmlformats.org/drawingml/2006/main" noChangeAspect="1"/>
+            </wp:cNvGraphicFramePr>
+            <a:graphic xmlns:a="http://schemas.openxmlformats.org/drawingml/2006/main">
+              <a:graphicData uri="http://schemas.openxmlformats.org/drawingml/2006/picture">
+                <pic:pic xmlns:pic="http://schemas.openxmlformats.org/drawingml/2006/picture">
+                  <pic:nvPicPr>
+                    <pic:cNvPr id="1785365763" name=""/>
+                    <pic:cNvPicPr/>
+                  </pic:nvPicPr>
+                  <pic:blipFill>
+                    <a:blip r:embed="rId11"/>
+                    <a:stretch>
+                      <a:fillRect/>
+                    </a:stretch>
+                  </pic:blipFill>
+                  <pic:spPr>
+                    <a:xfrm>
+                      <a:off x="0" y="0"/>
+                      <a:ext cx="6479540" cy="4067175"/>
+                    </a:xfrm>
+                    <a:prstGeom prst="rect">
+                      <a:avLst/>
+                    </a:prstGeom>
+                  </pic:spPr>
+                </pic:pic>
+              </a:graphicData>
+            </a:graphic>
+          </wp:inline>
+        </w:drawing>
+      </w:r>
+    </w:p>
+    <w:p>
+      <w:pPr>
+        <w:rPr>
+          <w:rFonts w:ascii="Times New Roman" w:eastAsia="Times New Roman" w:hAnsi="Times New Roman" w:cs="Times New Roman"/>
+          <w:b/>
+          <w:bCs/>
+          <w:sz w:val="32"/>
+          <w:szCs w:val="32"/>
+          <w:lang w:val="en-US"/>
+        </w:rPr>
+      </w:pPr>
+    </w:p>
+    <w:p>
+      <w:pPr>
+        <w:rPr>
+          <w:rFonts w:ascii="Times New Roman" w:eastAsia="Times New Roman" w:hAnsi="Times New Roman" w:cs="Times New Roman"/>
+          <w:b/>
+          <w:bCs/>
+          <w:sz w:val="32"/>
+          <w:szCs w:val="32"/>
+          <w:lang w:val="en-US"/>
+        </w:rPr>
+      </w:pPr>
+    </w:p>
+    <w:p>
+      <w:pPr>
+        <w:rPr>
+          <w:rFonts w:ascii="Times New Roman" w:eastAsia="Times New Roman" w:hAnsi="Times New Roman" w:cs="Times New Roman"/>
+          <w:b/>
+          <w:bCs/>
+          <w:sz w:val="32"/>
+          <w:szCs w:val="32"/>
+          <w:lang w:val="en-US"/>
+        </w:rPr>
+      </w:pPr>
+    </w:p>
+    <w:p>
+      <w:pPr>
+        <w:rPr>
+          <w:rFonts w:ascii="Times New Roman" w:eastAsia="Times New Roman" w:hAnsi="Times New Roman" w:cs="Times New Roman"/>
+          <w:b/>
+          <w:bCs/>
+          <w:sz w:val="32"/>
+          <w:szCs w:val="32"/>
+          <w:lang w:val="en-US"/>
+        </w:rPr>
+      </w:pPr>
+      <w:r>
+        <w:rPr>
+          <w:rFonts w:ascii="Times New Roman" w:eastAsia="Times New Roman" w:hAnsi="Times New Roman" w:cs="Times New Roman"/>
+          <w:b/>
+          <w:bCs/>
+          <w:sz w:val="32"/>
+          <w:szCs w:val="32"/>
+          <w:lang w:val="en-US"/>
+        </w:rPr>
+        <w:lastRenderedPageBreak/>
+        <w:t>Register page</w:t>
+      </w:r>
+    </w:p>
+    <w:p>
+      <w:pPr>
+        <w:rPr>
+          <w:rFonts w:ascii="Times New Roman" w:eastAsia="Times New Roman" w:hAnsi="Times New Roman" w:cs="Times New Roman"/>
+          <w:b/>
+          <w:bCs/>
+          <w:sz w:val="32"/>
+          <w:szCs w:val="32"/>
+          <w:lang w:val="en-US"/>
+        </w:rPr>
+      </w:pPr>
+      <w:r>
+        <w:rPr>
+          <w:rFonts w:ascii="Times New Roman" w:eastAsia="Times New Roman" w:hAnsi="Times New Roman" w:cs="Times New Roman"/>
+          <w:b/>
+          <w:bCs/>
+          <w:sz w:val="32"/>
+          <w:szCs w:val="32"/>
+          <w:lang w:val="en-US"/>
+        </w:rPr>
+        <w:drawing>
+          <wp:inline distT="0" distB="0" distL="0" distR="0" wp14:anchorId="079E86EA" wp14:editId="0C6FAEE9">
+            <wp:extent cx="6479540" cy="4199890"/>
+            <wp:effectExtent l="0" t="0" r="0" b="0"/>
+            <wp:docPr id="2076138914" name="Picture 1"/>
+            <wp:cNvGraphicFramePr>
+              <a:graphicFrameLocks xmlns:a="http://schemas.openxmlformats.org/drawingml/2006/main" noChangeAspect="1"/>
+            </wp:cNvGraphicFramePr>
+            <a:graphic xmlns:a="http://schemas.openxmlformats.org/drawingml/2006/main">
+              <a:graphicData uri="http://schemas.openxmlformats.org/drawingml/2006/picture">
+                <pic:pic xmlns:pic="http://schemas.openxmlformats.org/drawingml/2006/picture">
+                  <pic:nvPicPr>
+                    <pic:cNvPr id="2076138914" name=""/>
+                    <pic:cNvPicPr/>
+                  </pic:nvPicPr>
+                  <pic:blipFill>
+                    <a:blip r:embed="rId12"/>
+                    <a:stretch>
+                      <a:fillRect/>
+                    </a:stretch>
+                  </pic:blipFill>
+                  <pic:spPr>
+                    <a:xfrm>
+                      <a:off x="0" y="0"/>
+                      <a:ext cx="6479540" cy="4199890"/>
+                    </a:xfrm>
+                    <a:prstGeom prst="rect">
+                      <a:avLst/>
+                    </a:prstGeom>
+                  </pic:spPr>
+                </pic:pic>
+              </a:graphicData>
+            </a:graphic>
+          </wp:inline>
+        </w:drawing>
+      </w:r>
+    </w:p>
+    <w:p>
+      <w:pPr>
+        <w:rPr>
+          <w:rFonts w:ascii="Times New Roman" w:eastAsia="Times New Roman" w:hAnsi="Times New Roman" w:cs="Times New Roman"/>
+          <w:b/>
+          <w:bCs/>
+          <w:sz w:val="32"/>
+          <w:szCs w:val="32"/>
+          <w:lang w:val="en-US"/>
+        </w:rPr>
+      </w:pPr>
+    </w:p>
+    <w:p>
+      <w:pPr>
+        <w:rPr>
+          <w:rFonts w:ascii="Times New Roman" w:eastAsia="Times New Roman" w:hAnsi="Times New Roman" w:cs="Times New Roman"/>
+          <w:b/>
+          <w:bCs/>
+          <w:sz w:val="32"/>
+          <w:szCs w:val="32"/>
+          <w:lang w:val="en-US"/>
+        </w:rPr>
+      </w:pPr>
+      <w:r>
+        <w:rPr>
+          <w:rFonts w:ascii="Times New Roman" w:eastAsia="Times New Roman" w:hAnsi="Times New Roman" w:cs="Times New Roman"/>
+          <w:b/>
+          <w:bCs/>
+          <w:sz w:val="32"/>
+          <w:szCs w:val="32"/>
+          <w:lang w:val="en-US"/>
+        </w:rPr>
+        <w:t>Main page</w:t>
+      </w:r>
+    </w:p>
+    <w:p>
+      <w:pPr>
+        <w:rPr>
+          <w:rFonts w:ascii="Times New Roman" w:eastAsia="Times New Roman" w:hAnsi="Times New Roman" w:cs="Times New Roman"/>
+          <w:b/>
+          <w:bCs/>
+          <w:sz w:val="32"/>
+          <w:szCs w:val="32"/>
+          <w:lang w:val="en-US"/>
+        </w:rPr>
+      </w:pPr>
+      <w:r>
+        <w:rPr>
+          <w:rFonts w:ascii="Times New Roman" w:eastAsia="Times New Roman" w:hAnsi="Times New Roman" w:cs="Times New Roman"/>
+          <w:b/>
+          <w:bCs/>
+          <w:sz w:val="32"/>
+          <w:szCs w:val="32"/>
+          <w:lang w:val="en-US"/>
+        </w:rPr>
+        <w:drawing>
+          <wp:inline distT="0" distB="0" distL="0" distR="0" wp14:anchorId="5D9F3DAE" wp14:editId="1AEE364C">
+            <wp:extent cx="6479540" cy="4035425"/>
+            <wp:effectExtent l="0" t="0" r="0" b="3175"/>
+            <wp:docPr id="117312263" name="Picture 1"/>
+            <wp:cNvGraphicFramePr>
+              <a:graphicFrameLocks xmlns:a="http://schemas.openxmlformats.org/drawingml/2006/main" noChangeAspect="1"/>
+            </wp:cNvGraphicFramePr>
+            <a:graphic xmlns:a="http://schemas.openxmlformats.org/drawingml/2006/main">
+              <a:graphicData uri="http://schemas.openxmlformats.org/drawingml/2006/picture">
+                <pic:pic xmlns:pic="http://schemas.openxmlformats.org/drawingml/2006/picture">
+                  <pic:nvPicPr>
+                    <pic:cNvPr id="117312263" name=""/>
+                    <pic:cNvPicPr/>
+                  </pic:nvPicPr>
+                  <pic:blipFill>
+                    <a:blip r:embed="rId13"/>
+                    <a:stretch>
+                      <a:fillRect/>
+                    </a:stretch>
+                  </pic:blipFill>
+                  <pic:spPr>
+                    <a:xfrm>
+                      <a:off x="0" y="0"/>
+                      <a:ext cx="6479540" cy="4035425"/>
+                    </a:xfrm>
+                    <a:prstGeom prst="rect">
+                      <a:avLst/>
+                    </a:prstGeom>
+                  </pic:spPr>
+                </pic:pic>
+              </a:graphicData>
+            </a:graphic>
+          </wp:inline>
+        </w:drawing>
+      </w:r>
+    </w:p>
+    <w:p>
+      <w:pPr>
+        <w:rPr>
+          <w:rFonts w:ascii="Times New Roman" w:eastAsia="Times New Roman" w:hAnsi="Times New Roman" w:cs="Times New Roman"/>
+          <w:b/>
+          <w:bCs/>
+          <w:sz w:val="32"/>
+          <w:szCs w:val="32"/>
+          <w:lang w:val="en-US"/>
+        </w:rPr>
+      </w:pPr>
+      <w:r>
+        <w:rPr>
+          <w:rFonts w:ascii="Times New Roman" w:eastAsia="Times New Roman" w:hAnsi="Times New Roman" w:cs="Times New Roman"/>
+          <w:b/>
+          <w:bCs/>
+          <w:sz w:val="32"/>
+          <w:szCs w:val="32"/>
+          <w:lang w:val="en-US"/>
+        </w:rPr>
+        <w:lastRenderedPageBreak/>
+        <w:t>Recipe page</w:t>
+      </w:r>
+    </w:p>
+    <w:p>
+      <w:pPr>
+        <w:rPr>
+          <w:rFonts w:ascii="Times New Roman" w:eastAsia="Times New Roman" w:hAnsi="Times New Roman" w:cs="Times New Roman"/>
+          <w:b/>
+          <w:bCs/>
+          <w:sz w:val="32"/>
+          <w:szCs w:val="32"/>
+          <w:lang w:val="en-US"/>
+        </w:rPr>
+      </w:pPr>
+      <w:r>
+        <w:rPr>
+          <w:rFonts w:ascii="Times New Roman" w:eastAsia="Times New Roman" w:hAnsi="Times New Roman" w:cs="Times New Roman"/>
+          <w:b/>
+          <w:bCs/>
+          <w:sz w:val="32"/>
+          <w:szCs w:val="32"/>
+          <w:lang w:val="en-US"/>
+        </w:rPr>
+        <w:drawing>
+          <wp:inline distT="0" distB="0" distL="0" distR="0" wp14:anchorId="59F9F86C" wp14:editId="4AFB2D65">
+            <wp:extent cx="6479540" cy="5344160"/>
+            <wp:effectExtent l="0" t="0" r="0" b="8890"/>
+            <wp:docPr id="734847164" name="Picture 1"/>
+            <wp:cNvGraphicFramePr>
+              <a:graphicFrameLocks xmlns:a="http://schemas.openxmlformats.org/drawingml/2006/main" noChangeAspect="1"/>
+            </wp:cNvGraphicFramePr>
+            <a:graphic xmlns:a="http://schemas.openxmlformats.org/drawingml/2006/main">
+              <a:graphicData uri="http://schemas.openxmlformats.org/drawingml/2006/picture">
+                <pic:pic xmlns:pic="http://schemas.openxmlformats.org/drawingml/2006/picture">
+                  <pic:nvPicPr>
+                    <pic:cNvPr id="734847164" name=""/>
+                    <pic:cNvPicPr/>
+                  </pic:nvPicPr>
+                  <pic:blipFill>
+                    <a:blip r:embed="rId14"/>
+                    <a:stretch>
+                      <a:fillRect/>
+                    </a:stretch>
+                  </pic:blipFill>
+                  <pic:spPr>
+                    <a:xfrm>
+                      <a:off x="0" y="0"/>
+                      <a:ext cx="6479540" cy="5344160"/>
+                    </a:xfrm>
+                    <a:prstGeom prst="rect">
+                      <a:avLst/>
+                    </a:prstGeom>
+                  </pic:spPr>
+                </pic:pic>
+              </a:graphicData>
+            </a:graphic>
+          </wp:inline>
+        </w:drawing>
+      </w:r>
+    </w:p>
+    <w:p>
+      <w:pPr>
+        <w:rPr>
+          <w:rFonts w:ascii="Times New Roman" w:eastAsia="Times New Roman" w:hAnsi="Times New Roman" w:cs="Times New Roman"/>
+          <w:b/>
+          <w:bCs/>
+          <w:sz w:val="32"/>
+          <w:szCs w:val="32"/>
+          <w:lang w:val="en-US"/>
+        </w:rPr>
+      </w:pPr>
+    </w:p>
+    <w:p>
+      <w:pPr>
+        <w:rPr>
+          <w:rFonts w:ascii="Times New Roman" w:eastAsia="Times New Roman" w:hAnsi="Times New Roman" w:cs="Times New Roman"/>
+          <w:b/>
+          <w:bCs/>
+          <w:sz w:val="32"/>
+          <w:szCs w:val="32"/>
+          <w:lang w:val="en-US"/>
+        </w:rPr>
+      </w:pPr>
+    </w:p>
+    <w:p>
+      <w:pPr>
+        <w:rPr>
+          <w:rFonts w:ascii="Times New Roman" w:eastAsia="Times New Roman" w:hAnsi="Times New Roman" w:cs="Times New Roman"/>
+          <w:b/>
+          <w:bCs/>
+          <w:sz w:val="32"/>
+          <w:szCs w:val="32"/>
+          <w:lang w:val="en-US"/>
+        </w:rPr>
+      </w:pPr>
+    </w:p>
+    <w:p>
+      <w:pPr>
+        <w:rPr>
+          <w:rFonts w:ascii="Times New Roman" w:eastAsia="Times New Roman" w:hAnsi="Times New Roman" w:cs="Times New Roman"/>
+          <w:b/>
+          <w:bCs/>
+          <w:sz w:val="32"/>
+          <w:szCs w:val="32"/>
+          <w:lang w:val="en-US"/>
+        </w:rPr>
+      </w:pPr>
+    </w:p>
+    <w:p>
+      <w:pPr>
+        <w:rPr>
+          <w:rFonts w:ascii="Times New Roman" w:eastAsia="Times New Roman" w:hAnsi="Times New Roman" w:cs="Times New Roman"/>
+          <w:b/>
+          <w:bCs/>
+          <w:sz w:val="32"/>
+          <w:szCs w:val="32"/>
+          <w:lang w:val="en-US"/>
+        </w:rPr>
+      </w:pPr>
+    </w:p>
+    <w:p>
+      <w:pPr>
+        <w:rPr>
+          <w:rFonts w:ascii="Times New Roman" w:eastAsia="Times New Roman" w:hAnsi="Times New Roman" w:cs="Times New Roman"/>
+          <w:b/>
+          <w:bCs/>
+          <w:sz w:val="32"/>
+          <w:szCs w:val="32"/>
+          <w:lang w:val="en-US"/>
+        </w:rPr>
+      </w:pPr>
+    </w:p>
+    <w:p>
+      <w:pPr>
+        <w:rPr>
+          <w:rFonts w:ascii="Times New Roman" w:eastAsia="Times New Roman" w:hAnsi="Times New Roman" w:cs="Times New Roman"/>
+          <w:b/>
+          <w:bCs/>
+          <w:sz w:val="32"/>
+          <w:szCs w:val="32"/>
+          <w:lang w:val="en-US"/>
+        </w:rPr>
+      </w:pPr>
+    </w:p>
+    <w:p>
+      <w:pPr>
+        <w:rPr>
+          <w:rFonts w:ascii="Times New Roman" w:eastAsia="Times New Roman" w:hAnsi="Times New Roman" w:cs="Times New Roman"/>
+          <w:b/>
+          <w:bCs/>
+          <w:sz w:val="32"/>
+          <w:szCs w:val="32"/>
+          <w:lang w:val="en-US"/>
+        </w:rPr>
+      </w:pPr>
+    </w:p>
+    <w:p>
+      <w:pPr>
+        <w:rPr>
+          <w:rFonts w:ascii="Times New Roman" w:eastAsia="Times New Roman" w:hAnsi="Times New Roman" w:cs="Times New Roman"/>
+          <w:b/>
+          <w:bCs/>
+          <w:sz w:val="32"/>
+          <w:szCs w:val="32"/>
+          <w:lang w:val="en-US"/>
+        </w:rPr>
+      </w:pPr>
+    </w:p>
+    <w:p>
+      <w:pPr>
+        <w:rPr>
+          <w:rFonts w:ascii="Times New Roman" w:eastAsia="Times New Roman" w:hAnsi="Times New Roman" w:cs="Times New Roman"/>
+          <w:b/>
+          <w:bCs/>
+          <w:sz w:val="32"/>
+          <w:szCs w:val="32"/>
+          <w:lang w:val="en-US"/>
+        </w:rPr>
+      </w:pPr>
+    </w:p>
+    <w:p>
+      <w:pPr>
+        <w:rPr>
+          <w:rFonts w:ascii="Times New Roman" w:eastAsia="Times New Roman" w:hAnsi="Times New Roman" w:cs="Times New Roman"/>
+          <w:b/>
+          <w:bCs/>
+          <w:sz w:val="32"/>
+          <w:szCs w:val="32"/>
+          <w:lang w:val="en-US"/>
+        </w:rPr>
+      </w:pPr>
+      <w:r>
+        <w:rPr>
+          <w:rFonts w:ascii="Times New Roman" w:eastAsia="Times New Roman" w:hAnsi="Times New Roman" w:cs="Times New Roman"/>
+          <w:b/>
+          <w:bCs/>
+          <w:sz w:val="32"/>
+          <w:szCs w:val="32"/>
+          <w:lang w:val="en-US"/>
+        </w:rPr>
+        <w:lastRenderedPageBreak/>
+        <w:t>Profile page</w:t>
+      </w:r>
+    </w:p>
+    <w:p>
+      <w:pPr>
+        <w:rPr>
+          <w:rFonts w:ascii="Times New Roman" w:eastAsia="Times New Roman" w:hAnsi="Times New Roman" w:cs="Times New Roman"/>
+          <w:b/>
+          <w:bCs/>
+          <w:sz w:val="32"/>
+          <w:szCs w:val="32"/>
+          <w:lang w:val="en-US"/>
+        </w:rPr>
+      </w:pPr>
+      <w:r>
+        <w:rPr>
+          <w:rFonts w:ascii="Times New Roman" w:eastAsia="Times New Roman" w:hAnsi="Times New Roman" w:cs="Times New Roman"/>
+          <w:b/>
+          <w:bCs/>
+          <w:sz w:val="32"/>
+          <w:szCs w:val="32"/>
+          <w:lang w:val="en-US"/>
+        </w:rPr>
+        <w:drawing>
+          <wp:inline distT="0" distB="0" distL="0" distR="0" wp14:anchorId="4C82E260" wp14:editId="32D4CA55">
+            <wp:extent cx="5829300" cy="4201163"/>
+            <wp:effectExtent l="0" t="0" r="0" b="8890"/>
+            <wp:docPr id="1347829747" name="Picture 1"/>
+            <wp:cNvGraphicFramePr>
+              <a:graphicFrameLocks xmlns:a="http://schemas.openxmlformats.org/drawingml/2006/main" noChangeAspect="1"/>
+            </wp:cNvGraphicFramePr>
+            <a:graphic xmlns:a="http://schemas.openxmlformats.org/drawingml/2006/main">
+              <a:graphicData uri="http://schemas.openxmlformats.org/drawingml/2006/picture">
+                <pic:pic xmlns:pic="http://schemas.openxmlformats.org/drawingml/2006/picture">
+                  <pic:nvPicPr>
+                    <pic:cNvPr id="1347829747" name=""/>
+                    <pic:cNvPicPr/>
+                  </pic:nvPicPr>
+                  <pic:blipFill>
+                    <a:blip r:embed="rId15"/>
+                    <a:stretch>
+                      <a:fillRect/>
+                    </a:stretch>
+                  </pic:blipFill>
+                  <pic:spPr>
+                    <a:xfrm>
+                      <a:off x="0" y="0"/>
+                      <a:ext cx="5833604" cy="4204265"/>
+                    </a:xfrm>
+                    <a:prstGeom prst="rect">
+                      <a:avLst/>
+                    </a:prstGeom>
+                  </pic:spPr>
+                </pic:pic>
+              </a:graphicData>
+            </a:graphic>
+          </wp:inline>
+        </w:drawing>
+      </w:r>
+    </w:p>
+    <w:p>
+      <w:pPr>
+        <w:rPr>
+          <w:rFonts w:ascii="Times New Roman" w:eastAsia="Times New Roman" w:hAnsi="Times New Roman" w:cs="Times New Roman"/>
+          <w:b/>
+          <w:bCs/>
+          <w:sz w:val="32"/>
+          <w:szCs w:val="32"/>
+          <w:lang w:val="en-US"/>
+        </w:rPr>
+      </w:pPr>
+    </w:p>
+    <w:p>
+      <w:pPr>
+        <w:rPr>
+          <w:rFonts w:ascii="Times New Roman" w:eastAsia="Times New Roman" w:hAnsi="Times New Roman" w:cs="Times New Roman"/>
+          <w:b/>
+          <w:bCs/>
+          <w:sz w:val="32"/>
+          <w:szCs w:val="32"/>
+          <w:lang w:val="en-US"/>
+        </w:rPr>
+      </w:pPr>
+      <w:r>
+        <w:rPr>
+          <w:rFonts w:ascii="Times New Roman" w:eastAsia="Times New Roman" w:hAnsi="Times New Roman" w:cs="Times New Roman"/>
+          <w:b/>
+          <w:bCs/>
+          <w:sz w:val="32"/>
+          <w:szCs w:val="32"/>
+          <w:lang w:val="en-US"/>
+        </w:rPr>
+        <w:t>Your recipe</w:t>
+      </w:r>
+    </w:p>
+    <w:p>
+      <w:pPr>
+        <w:rPr>
+          <w:rFonts w:ascii="Times New Roman" w:eastAsia="Times New Roman" w:hAnsi="Times New Roman" w:cs="Times New Roman"/>
+          <w:b/>
+          <w:bCs/>
+          <w:sz w:val="32"/>
+          <w:szCs w:val="32"/>
+          <w:lang w:val="en-US"/>
+        </w:rPr>
+      </w:pPr>
+      <w:r>
+        <w:rPr>
+          <w:rFonts w:ascii="Times New Roman" w:eastAsia="Times New Roman" w:hAnsi="Times New Roman" w:cs="Times New Roman"/>
+          <w:b/>
+          <w:bCs/>
+          <w:sz w:val="32"/>
+          <w:szCs w:val="32"/>
+          <w:lang w:val="en-US"/>
+        </w:rPr>
+        <w:drawing>
+          <wp:inline distT="0" distB="0" distL="0" distR="0" wp14:anchorId="162AD8B3" wp14:editId="5257A406">
+            <wp:extent cx="6479540" cy="4022090"/>
+            <wp:effectExtent l="0" t="0" r="0" b="0"/>
+            <wp:docPr id="399095599" name="Picture 1"/>
+            <wp:cNvGraphicFramePr>
+              <a:graphicFrameLocks xmlns:a="http://schemas.openxmlformats.org/drawingml/2006/main" noChangeAspect="1"/>
+            </wp:cNvGraphicFramePr>
+            <a:graphic xmlns:a="http://schemas.openxmlformats.org/drawingml/2006/main">
+              <a:graphicData uri="http://schemas.openxmlformats.org/drawingml/2006/picture">
+                <pic:pic xmlns:pic="http://schemas.openxmlformats.org/drawingml/2006/picture">
+                  <pic:nvPicPr>
+                    <pic:cNvPr id="399095599" name=""/>
+                    <pic:cNvPicPr/>
+                  </pic:nvPicPr>
+                  <pic:blipFill>
+                    <a:blip r:embed="rId16"/>
+                    <a:stretch>
+                      <a:fillRect/>
+                    </a:stretch>
+                  </pic:blipFill>
+                  <pic:spPr>
+                    <a:xfrm>
+                      <a:off x="0" y="0"/>
+                      <a:ext cx="6479540" cy="4022090"/>
+                    </a:xfrm>
+                    <a:prstGeom prst="rect">
+                      <a:avLst/>
+                    </a:prstGeom>
+                  </pic:spPr>
+                </pic:pic>
+              </a:graphicData>
+            </a:graphic>
+          </wp:inline>
+        </w:drawing>
+      </w:r>
+    </w:p>
+    <w:p>
+      <w:pPr>
+        <w:rPr>
+          <w:rFonts w:ascii="Times New Roman" w:eastAsia="Times New Roman" w:hAnsi="Times New Roman" w:cs="Times New Roman"/>
+          <w:b/>
+          <w:bCs/>
+          <w:sz w:val="32"/>
+          <w:szCs w:val="32"/>
+          <w:lang w:val="en-US"/>
+        </w:rPr>
+      </w:pPr>
+      <w:r>
+        <w:rPr>
+          <w:rFonts w:ascii="Times New Roman" w:eastAsia="Times New Roman" w:hAnsi="Times New Roman" w:cs="Times New Roman"/>
+          <w:b/>
+          <w:bCs/>
+          <w:sz w:val="32"/>
+          <w:szCs w:val="32"/>
+          <w:lang w:val="en-US"/>
+        </w:rPr>
+        <w:lastRenderedPageBreak/>
+        <w:t>Create recipe page</w:t>
+      </w:r>
+    </w:p>
+    <w:p>
+      <w:pPr>
+        <w:rPr>
+          <w:rFonts w:ascii="Times New Roman" w:eastAsia="Times New Roman" w:hAnsi="Times New Roman" w:cs="Times New Roman"/>
+          <w:b/>
+          <w:bCs/>
+          <w:sz w:val="32"/>
+          <w:szCs w:val="32"/>
+          <w:lang w:val="en-US"/>
+        </w:rPr>
+      </w:pPr>
+      <w:r>
+        <w:rPr>
+          <w:rFonts w:ascii="Times New Roman" w:eastAsia="Times New Roman" w:hAnsi="Times New Roman" w:cs="Times New Roman"/>
+          <w:b/>
+          <w:bCs/>
+          <w:sz w:val="32"/>
+          <w:szCs w:val="32"/>
+          <w:lang w:val="en-US"/>
+        </w:rPr>
+        <w:drawing>
+          <wp:inline distT="0" distB="0" distL="0" distR="0" wp14:anchorId="35BC03C9" wp14:editId="2BCAE841">
+            <wp:extent cx="6614160" cy="6718320"/>
+            <wp:effectExtent l="0" t="0" r="0" b="6350"/>
+            <wp:docPr id="1534183509" name="Picture 1"/>
+            <wp:cNvGraphicFramePr>
+              <a:graphicFrameLocks xmlns:a="http://schemas.openxmlformats.org/drawingml/2006/main" noChangeAspect="1"/>
+            </wp:cNvGraphicFramePr>
+            <a:graphic xmlns:a="http://schemas.openxmlformats.org/drawingml/2006/main">
+              <a:graphicData uri="http://schemas.openxmlformats.org/drawingml/2006/picture">
+                <pic:pic xmlns:pic="http://schemas.openxmlformats.org/drawingml/2006/picture">
+                  <pic:nvPicPr>
+                    <pic:cNvPr id="1534183509" name=""/>
+                    <pic:cNvPicPr/>
+                  </pic:nvPicPr>
+                  <pic:blipFill>
+                    <a:blip r:embed="rId17"/>
+                    <a:stretch>
+                      <a:fillRect/>
+                    </a:stretch>
+                  </pic:blipFill>
+                  <pic:spPr>
+                    <a:xfrm>
+                      <a:off x="0" y="0"/>
+                      <a:ext cx="6617837" cy="6722055"/>
+                    </a:xfrm>
+                    <a:prstGeom prst="rect">
+                      <a:avLst/>
+                    </a:prstGeom>
+                  </pic:spPr>
+                </pic:pic>
+              </a:graphicData>
+            </a:graphic>
+          </wp:inline>
+        </w:drawing>
+      </w:r>
+    </w:p>
+    <w:p>
+      <w:pPr>
+        <w:rPr>
+          <w:rFonts w:ascii="Times New Roman" w:eastAsia="Times New Roman" w:hAnsi="Times New Roman" w:cs="Times New Roman"/>
+          <w:b/>
+          <w:bCs/>
+          <w:sz w:val="32"/>
+          <w:szCs w:val="32"/>
+          <w:lang w:val="en-US"/>
+        </w:rPr>
+      </w:pPr>
+    </w:p>
+    <w:p>
+      <w:pPr>
+        <w:jc w:val="center"/>
+        <w:rPr>
+          <w:rFonts w:ascii="Times New Roman" w:eastAsia="Times New Roman" w:hAnsi="Times New Roman" w:cs="Times New Roman"/>
+          <w:b/>
+          <w:bCs/>
+          <w:sz w:val="32"/>
+          <w:szCs w:val="32"/>
+          <w:lang w:val="en-US"/>
+        </w:rPr>
+      </w:pPr>
+    </w:p>
+    <w:p>
+      <w:pPr>
+        <w:rPr>
+          <w:lang w:val="en-US"/>
+        </w:rPr>
+      </w:pPr>
+    </w:p>
     <w:sectPr>
       <w:pgSz w:w="11906" w:h="16838"/>
-      <w:pgMar w:top="850" w:right="850" w:bottom="850" w:left="1417" w:header="708" w:footer="708" w:gutter="0"/>
+      <w:pgMar w:top="851" w:right="851" w:bottom="851" w:left="851" w:header="709" w:footer="709" w:gutter="0"/>
       <w:cols w:space="708"/>
       <w:docGrid w:linePitch="360"/>
     </w:sectPr>
@@ -4680,6 +5731,7 @@
   <w:style w:type="paragraph" w:default="1" w:styleId="Normal">
     <w:name w:val="Normal"/>
     <w:qFormat/>
+    <w:rsid w:val="006C6CF1"/>
   </w:style>
   <w:style w:type="paragraph" w:styleId="Heading1">
     <w:name w:val="heading 1"/>
@@ -5562,4 +6614,16 @@
     </a:ext>
   </a:extLst>
 </a:theme>
+</file>
+
+<file path=customXml/item1.xml><?xml version="1.0" encoding="utf-8"?>
+<b:Sources xmlns:b="http://schemas.openxmlformats.org/officeDocument/2006/bibliography" xmlns="http://schemas.openxmlformats.org/officeDocument/2006/bibliography" SelectedStyle="\APASixthEditionOfficeOnline.xsl" StyleName="APA" Version="6"/>
+</file>
+
+<file path=customXml/itemProps1.xml><?xml version="1.0" encoding="utf-8"?>
+<ds:datastoreItem xmlns:ds="http://schemas.openxmlformats.org/officeDocument/2006/customXml" ds:itemID="{67509F50-9B0A-4147-9E2E-F0D60C15183D}">
+  <ds:schemaRefs>
+    <ds:schemaRef ds:uri="http://schemas.openxmlformats.org/officeDocument/2006/bibliography"/>
+  </ds:schemaRefs>
+</ds:datastoreItem>
 </file>